--- a/ABOUT PAGE (about.html).docx
+++ b/ABOUT PAGE (about.html).docx
@@ -273,6 +273,150 @@
     <w:p>
       <w:r>
         <w:t>&lt;/html&gt;</w:t>
+      </w:r>
+    </w:p>
+    <w:p>
+      <w:r>
+        <w:t>&lt;section class="sponsorship"&gt;</w:t>
+      </w:r>
+    </w:p>
+    <w:p>
+      <w:r>
+        <w:t xml:space="preserve">    &lt;h2&gt;Student Sponsorship Program&lt;/h2&gt;</w:t>
+      </w:r>
+    </w:p>
+    <w:p/>
+    <w:p>
+      <w:r>
+        <w:t xml:space="preserve">    &lt;p&gt;</w:t>
+      </w:r>
+    </w:p>
+    <w:p>
+      <w:r>
+        <w:t xml:space="preserve">        Our sponsorship program connects generous supporters with vulnerable children</w:t>
+      </w:r>
+    </w:p>
+    <w:p>
+      <w:r>
+        <w:t xml:space="preserve">        in need of education, care, and hope for a brighter future.</w:t>
+      </w:r>
+    </w:p>
+    <w:p>
+      <w:r>
+        <w:t xml:space="preserve">    &lt;/p&gt;</w:t>
+      </w:r>
+    </w:p>
+    <w:p/>
+    <w:p>
+      <w:r>
+        <w:t xml:space="preserve">    &lt;h3&gt;What Sponsorship Covers:&lt;/h3&gt;</w:t>
+      </w:r>
+    </w:p>
+    <w:p>
+      <w:r>
+        <w:t xml:space="preserve">    &lt;</w:t>
+      </w:r>
+      <w:proofErr w:type="spellStart"/>
+      <w:r>
+        <w:t>ul</w:t>
+      </w:r>
+      <w:proofErr w:type="spellEnd"/>
+      <w:r>
+        <w:t>&gt;</w:t>
+      </w:r>
+    </w:p>
+    <w:p>
+      <w:r>
+        <w:t xml:space="preserve">        &lt;li&gt;School fees (Primary, High School, </w:t>
+      </w:r>
+      <w:proofErr w:type="gramStart"/>
+      <w:r>
+        <w:t>College)&lt;</w:t>
+      </w:r>
+      <w:proofErr w:type="gramEnd"/>
+      <w:r>
+        <w:t>/li&gt;</w:t>
+      </w:r>
+    </w:p>
+    <w:p>
+      <w:r>
+        <w:t xml:space="preserve">        &lt;li&gt;School uniforms and learning materials&lt;/li&gt;</w:t>
+      </w:r>
+    </w:p>
+    <w:p>
+      <w:r>
+        <w:t xml:space="preserve">        &lt;li&gt;Boarding and basic needs support&lt;/li&gt;</w:t>
+      </w:r>
+    </w:p>
+    <w:p>
+      <w:r>
+        <w:t xml:space="preserve">        &lt;li&gt;Mentorship and educational guidance&lt;/li&gt;</w:t>
+      </w:r>
+    </w:p>
+    <w:p>
+      <w:r>
+        <w:t xml:space="preserve">    &lt;/</w:t>
+      </w:r>
+      <w:proofErr w:type="spellStart"/>
+      <w:r>
+        <w:t>ul</w:t>
+      </w:r>
+      <w:proofErr w:type="spellEnd"/>
+      <w:r>
+        <w:t>&gt;</w:t>
+      </w:r>
+    </w:p>
+    <w:p/>
+    <w:p>
+      <w:r>
+        <w:t xml:space="preserve">    &lt;h3&gt;Current Sponsorship Needs:&lt;/h3&gt;</w:t>
+      </w:r>
+    </w:p>
+    <w:p>
+      <w:r>
+        <w:t xml:space="preserve">    &lt;p&gt;</w:t>
+      </w:r>
+    </w:p>
+    <w:p>
+      <w:r>
+        <w:t xml:space="preserve">        We are currently seeking sponsors for additional students as we expand our program</w:t>
+      </w:r>
+    </w:p>
+    <w:p>
+      <w:r>
+        <w:t xml:space="preserve">        to reach more children living in extreme poverty and slum communities.</w:t>
+      </w:r>
+    </w:p>
+    <w:p>
+      <w:r>
+        <w:t xml:space="preserve">    &lt;/p&gt;</w:t>
+      </w:r>
+    </w:p>
+    <w:p/>
+    <w:p>
+      <w:r>
+        <w:t xml:space="preserve">    &lt;a class="</w:t>
+      </w:r>
+      <w:proofErr w:type="spellStart"/>
+      <w:r>
+        <w:t>btn</w:t>
+      </w:r>
+      <w:proofErr w:type="spellEnd"/>
+      <w:r>
+        <w:t xml:space="preserve">" </w:t>
+      </w:r>
+      <w:proofErr w:type="spellStart"/>
+      <w:r>
+        <w:t>href</w:t>
+      </w:r>
+      <w:proofErr w:type="spellEnd"/>
+      <w:r>
+        <w:t>="contact.html"&gt;Become a Sponsor&lt;/a&gt;</w:t>
+      </w:r>
+    </w:p>
+    <w:p>
+      <w:r>
+        <w:t>&lt;/section&gt;</w:t>
       </w:r>
       <w:bookmarkStart w:id="0" w:name="_GoBack"/>
       <w:bookmarkEnd w:id="0"/>
